--- a/src/documentos/Manual_Tecnico_Seguridad_OPT.docx
+++ b/src/documentos/Manual_Tecnico_Seguridad_OPT.docx
@@ -1368,6 +1368,9 @@
       <w:r>
         <w:t>Atributo propio AutorizarRolesAttribute (OPT.API/Authorization/) lee el claim numérico rolId del JWT y restringe la acción o el controller a una lista de roles permitidos — se eligió sobre [Authorize(Roles=...)] porque ese mecanismo compara contra ClaimTypes.Role, que este JWT no emite. Los 8 roles reales de OPT_Rol y los grupos de acceso por módulo viven en OPT.Domain/Common/RolesOPT.cs (Administrador=1, Supervisor=2, Operador=3, Jefe Sucursal=4, Vendedor=5, Técnico Médico=6, Control Calidad=7, Externo=8). El legacy no tenía ningún control de rol a nivel de servidor (solo ocultaba ítems de menú en _ParcialMenu.cshtml) — el mapeo rol→acción es diseño nuevo de esta sesión: UsuariosController queda exclusivo de Administrador; SucursalesController/EmpresasController acotan sus escrituras a Administrador/Supervisor; Clientes/Anamnesis/RecetaCristalesController (datos clínicos, ADR 0004) se abren al personal que atiende o vende, sin Control Calidad ni Externo; OrdenesDeTrabajoController aplica el atributo por acción (Anular y AnularCuota, de mayor impacto financiero, quedan reservados a Administrador/Supervisor/Jefe Sucursal; CambiarEstado suma Control Calidad para la etapa CALIDAD del flujo); CobranzaController queda reservado a supervisión. Los catálogos de solo lectura (Roles, Regiones, Comunas, EstadosOT, FormasPago, EstadosCuota, Productos) no llevan restricción de rol.</w:t>
       </w:r>
+      <w:r>
+        <w:t xml:space="preserve"> ACTUALIZACIÓN (2026-09-22): OperacionComercialConCalidad (usado por OrdenesDeTrabajoController.ObtenerTodos/ObtenerPorId/CambiarEstado y OperativosController.ObtenerTodos/ObtenerPorId) sumó Técnico Médico — antes solo Administrador/Supervisor/Jefe Sucursal/Vendedor/Operador/Control Calidad — porque el submenú Recepción del módulo Operativo (HU-OP-08) le exige poder avanzar el estado de una OT en terreno. Mismo grupo existente, sin crear uno nuevo. Ver .agents/context/seguridad-apis.md.</w:t>
+      </w:r>
     </w:p>
     <w:p>
       <w:pPr>
